--- a/tfl/tables/T-EFF-01.docx
+++ b/tfl/tables/T-EFF-01.docx
@@ -1556,7 +1556,7 @@
           <w:szCs w:val="14"/>
           <w:color w:val="C0392B"/>
         </w:rPr>
-        <w:t xml:space="preserve">DRAFT — produced 2026-05-16 — synthetic data, NOT for regulatory submission</w:t>
+        <w:t xml:space="preserve">DRAFT — produced 2026-05-17 — synthetic data, NOT for regulatory submission</w:t>
       </w:r>
     </w:p>
     <w:sectPr>

--- a/tfl/tables/T-EFF-01.docx
+++ b/tfl/tables/T-EFF-01.docx
@@ -1556,7 +1556,7 @@
           <w:szCs w:val="14"/>
           <w:color w:val="C0392B"/>
         </w:rPr>
-        <w:t xml:space="preserve">DRAFT — produced 2026-05-17 — synthetic data, NOT for regulatory submission</w:t>
+        <w:t xml:space="preserve">DRAFT — produced 2026-06-05 — synthetic data, NOT for regulatory submission</w:t>
       </w:r>
     </w:p>
     <w:sectPr>

--- a/tfl/tables/T-EFF-01.docx
+++ b/tfl/tables/T-EFF-01.docx
@@ -1164,7 +1164,7 @@
                 <w:szCs w:val="18"/>
                 <w:color w:val="000000"/>
               </w:rPr>
-              <w:t xml:space="preserve">0.576 (0.458, 0.724)</w:t>
+              <w:t xml:space="preserve">0.575 (0.459, 0.721)</w:t>
             </w:r>
           </w:p>
         </w:tc>
@@ -1556,7 +1556,7 @@
           <w:szCs w:val="14"/>
           <w:color w:val="C0392B"/>
         </w:rPr>
-        <w:t xml:space="preserve">DRAFT — produced 2026-06-05 — synthetic data, NOT for regulatory submission</w:t>
+        <w:t xml:space="preserve">DRAFT — produced 2026-07-19 — synthetic data, NOT for regulatory submission</w:t>
       </w:r>
     </w:p>
     <w:sectPr>
